--- a/delivery/04-innovation-statement.docx
+++ b/delivery/04-innovation-statement.docx
@@ -117,12 +117,21 @@
       <w:tblPr>
         <w:tblStyle w:val="LightShading-Accent1"/>
         <w:tblW w:type="auto" w:w="0"/>
+        <w:tblLayout w:type="fixed"/>
         <w:tblLook w:firstColumn="1" w:firstRow="1" w:lastColumn="0" w:lastRow="0" w:noHBand="0" w:noVBand="1" w:val="04A0"/>
+        <w:tblBorders>
+          <w:top w:val="single" w:sz="4" w:color="D9D9D9"/>
+          <w:left w:val="single" w:sz="4" w:color="D9D9D9"/>
+          <w:bottom w:val="single" w:sz="4" w:color="D9D9D9"/>
+          <w:right w:val="single" w:sz="4" w:color="D9D9D9"/>
+          <w:insideH w:val="single" w:sz="4" w:color="D9D9D9"/>
+          <w:insideV w:val="single" w:sz="4" w:color="D9D9D9"/>
+        </w:tblBorders>
       </w:tblPr>
       <w:tblGrid>
-        <w:gridCol w:w="3213"/>
-        <w:gridCol w:w="3213"/>
-        <w:gridCol w:w="3213"/>
+        <w:gridCol w:w="2154"/>
+        <w:gridCol w:w="3118"/>
+        <w:gridCol w:w="4365"/>
       </w:tblGrid>
       <w:tr>
         <w:trPr>
@@ -131,14 +140,24 @@
         </w:trPr>
         <w:tc>
           <w:tcPr>
-            <w:tcW w:type="dxa" w:w="3213"/>
+            <w:tcW w:type="dxa" w:w="2154"/>
+            <w:vAlign w:val="center"/>
+            <w:shd w:fill="172A3A"/>
+            <w:tcMar>
+              <w:top w:w="100" w:type="dxa"/>
+              <w:bottom w:w="100" w:type="dxa"/>
+              <w:left w:w="120" w:type="dxa"/>
+              <w:right w:w="120" w:type="dxa"/>
+            </w:tcMar>
           </w:tcPr>
           <w:p>
             <w:pPr>
+              <w:keepNext/>
               <w:spacing w:after="100" w:line="264" w:lineRule="auto"/>
             </w:pPr>
             <w:r>
               <w:rPr>
+                <w:color w:val="FFFFFF"/>
                 <w:sz w:val="18"/>
               </w:rPr>
               <w:t>证据</w:t>
@@ -147,14 +166,24 @@
         </w:tc>
         <w:tc>
           <w:tcPr>
-            <w:tcW w:type="dxa" w:w="3213"/>
+            <w:tcW w:type="dxa" w:w="3118"/>
+            <w:vAlign w:val="center"/>
+            <w:shd w:fill="172A3A"/>
+            <w:tcMar>
+              <w:top w:w="100" w:type="dxa"/>
+              <w:bottom w:w="100" w:type="dxa"/>
+              <w:left w:w="120" w:type="dxa"/>
+              <w:right w:w="120" w:type="dxa"/>
+            </w:tcMar>
           </w:tcPr>
           <w:p>
             <w:pPr>
+              <w:keepNext/>
               <w:spacing w:after="100" w:line="264" w:lineRule="auto"/>
             </w:pPr>
             <w:r>
               <w:rPr>
+                <w:color w:val="FFFFFF"/>
                 <w:sz w:val="18"/>
               </w:rPr>
               <w:t>结果</w:t>
@@ -163,14 +192,24 @@
         </w:tc>
         <w:tc>
           <w:tcPr>
-            <w:tcW w:type="dxa" w:w="3213"/>
+            <w:tcW w:type="dxa" w:w="4365"/>
+            <w:vAlign w:val="center"/>
+            <w:shd w:fill="172A3A"/>
+            <w:tcMar>
+              <w:top w:w="100" w:type="dxa"/>
+              <w:bottom w:w="100" w:type="dxa"/>
+              <w:left w:w="120" w:type="dxa"/>
+              <w:right w:w="120" w:type="dxa"/>
+            </w:tcMar>
           </w:tcPr>
           <w:p>
             <w:pPr>
+              <w:keepNext/>
               <w:spacing w:after="100" w:line="264" w:lineRule="auto"/>
             </w:pPr>
             <w:r>
               <w:rPr>
+                <w:color w:val="FFFFFF"/>
                 <w:sz w:val="18"/>
               </w:rPr>
               <w:t>范围</w:t>
@@ -184,7 +223,15 @@
         </w:trPr>
         <w:tc>
           <w:tcPr>
-            <w:tcW w:type="dxa" w:w="3213"/>
+            <w:tcW w:type="dxa" w:w="2154"/>
+            <w:vAlign w:val="center"/>
+            <w:shd w:fill="F3F6F8"/>
+            <w:tcMar>
+              <w:top w:w="100" w:type="dxa"/>
+              <w:bottom w:w="100" w:type="dxa"/>
+              <w:left w:w="120" w:type="dxa"/>
+              <w:right w:w="120" w:type="dxa"/>
+            </w:tcMar>
           </w:tcPr>
           <w:p>
             <w:pPr>
@@ -192,6 +239,7 @@
             </w:pPr>
             <w:r>
               <w:rPr>
+                <w:color w:val="000000"/>
                 <w:sz w:val="18"/>
               </w:rPr>
               <w:t>问数开发验收</w:t>
@@ -200,7 +248,15 @@
         </w:tc>
         <w:tc>
           <w:tcPr>
-            <w:tcW w:type="dxa" w:w="3213"/>
+            <w:tcW w:type="dxa" w:w="3118"/>
+            <w:vAlign w:val="center"/>
+            <w:shd w:fill="F3F6F8"/>
+            <w:tcMar>
+              <w:top w:w="100" w:type="dxa"/>
+              <w:bottom w:w="100" w:type="dxa"/>
+              <w:left w:w="120" w:type="dxa"/>
+              <w:right w:w="120" w:type="dxa"/>
+            </w:tcMar>
           </w:tcPr>
           <w:p>
             <w:pPr>
@@ -208,6 +264,7 @@
             </w:pPr>
             <w:r>
               <w:rPr>
+                <w:color w:val="000000"/>
                 <w:sz w:val="18"/>
               </w:rPr>
               <w:t>12/12</w:t>
@@ -216,7 +273,15 @@
         </w:tc>
         <w:tc>
           <w:tcPr>
-            <w:tcW w:type="dxa" w:w="3213"/>
+            <w:tcW w:type="dxa" w:w="4365"/>
+            <w:vAlign w:val="center"/>
+            <w:shd w:fill="F3F6F8"/>
+            <w:tcMar>
+              <w:top w:w="100" w:type="dxa"/>
+              <w:bottom w:w="100" w:type="dxa"/>
+              <w:left w:w="120" w:type="dxa"/>
+              <w:right w:w="120" w:type="dxa"/>
+            </w:tcMar>
           </w:tcPr>
           <w:p>
             <w:pPr>
@@ -224,6 +289,7 @@
             </w:pPr>
             <w:r>
               <w:rPr>
+                <w:color w:val="000000"/>
                 <w:sz w:val="18"/>
               </w:rPr>
               <w:t>规则规划、合成开发题</w:t>
@@ -237,7 +303,15 @@
         </w:trPr>
         <w:tc>
           <w:tcPr>
-            <w:tcW w:type="dxa" w:w="3213"/>
+            <w:tcW w:type="dxa" w:w="2154"/>
+            <w:vAlign w:val="center"/>
+            <w:shd w:fill="FFFFFF"/>
+            <w:tcMar>
+              <w:top w:w="100" w:type="dxa"/>
+              <w:bottom w:w="100" w:type="dxa"/>
+              <w:left w:w="120" w:type="dxa"/>
+              <w:right w:w="120" w:type="dxa"/>
+            </w:tcMar>
           </w:tcPr>
           <w:p>
             <w:pPr>
@@ -245,6 +319,7 @@
             </w:pPr>
             <w:r>
               <w:rPr>
+                <w:color w:val="000000"/>
                 <w:sz w:val="18"/>
               </w:rPr>
               <w:t>多格式问答开发验收</w:t>
@@ -253,7 +328,15 @@
         </w:tc>
         <w:tc>
           <w:tcPr>
-            <w:tcW w:type="dxa" w:w="3213"/>
+            <w:tcW w:type="dxa" w:w="3118"/>
+            <w:vAlign w:val="center"/>
+            <w:shd w:fill="FFFFFF"/>
+            <w:tcMar>
+              <w:top w:w="100" w:type="dxa"/>
+              <w:bottom w:w="100" w:type="dxa"/>
+              <w:left w:w="120" w:type="dxa"/>
+              <w:right w:w="120" w:type="dxa"/>
+            </w:tcMar>
           </w:tcPr>
           <w:p>
             <w:pPr>
@@ -261,6 +344,7 @@
             </w:pPr>
             <w:r>
               <w:rPr>
+                <w:color w:val="000000"/>
                 <w:sz w:val="18"/>
               </w:rPr>
               <w:t>11/11</w:t>
@@ -269,7 +353,15 @@
         </w:tc>
         <w:tc>
           <w:tcPr>
-            <w:tcW w:type="dxa" w:w="3213"/>
+            <w:tcW w:type="dxa" w:w="4365"/>
+            <w:vAlign w:val="center"/>
+            <w:shd w:fill="FFFFFF"/>
+            <w:tcMar>
+              <w:top w:w="100" w:type="dxa"/>
+              <w:bottom w:w="100" w:type="dxa"/>
+              <w:left w:w="120" w:type="dxa"/>
+              <w:right w:w="120" w:type="dxa"/>
+            </w:tcMar>
           </w:tcPr>
           <w:p>
             <w:pPr>
@@ -277,6 +369,7 @@
             </w:pPr>
             <w:r>
               <w:rPr>
+                <w:color w:val="000000"/>
                 <w:sz w:val="18"/>
               </w:rPr>
               <w:t>混合检索、原文摘录与引用核对</w:t>
@@ -290,7 +383,15 @@
         </w:trPr>
         <w:tc>
           <w:tcPr>
-            <w:tcW w:type="dxa" w:w="3213"/>
+            <w:tcW w:type="dxa" w:w="2154"/>
+            <w:vAlign w:val="center"/>
+            <w:shd w:fill="F3F6F8"/>
+            <w:tcMar>
+              <w:top w:w="100" w:type="dxa"/>
+              <w:bottom w:w="100" w:type="dxa"/>
+              <w:left w:w="120" w:type="dxa"/>
+              <w:right w:w="120" w:type="dxa"/>
+            </w:tcMar>
           </w:tcPr>
           <w:p>
             <w:pPr>
@@ -298,6 +399,7 @@
             </w:pPr>
             <w:r>
               <w:rPr>
+                <w:color w:val="000000"/>
                 <w:sz w:val="18"/>
               </w:rPr>
               <w:t>跨源工具链开发验收</w:t>
@@ -306,7 +408,15 @@
         </w:tc>
         <w:tc>
           <w:tcPr>
-            <w:tcW w:type="dxa" w:w="3213"/>
+            <w:tcW w:type="dxa" w:w="3118"/>
+            <w:vAlign w:val="center"/>
+            <w:shd w:fill="F3F6F8"/>
+            <w:tcMar>
+              <w:top w:w="100" w:type="dxa"/>
+              <w:bottom w:w="100" w:type="dxa"/>
+              <w:left w:w="120" w:type="dxa"/>
+              <w:right w:w="120" w:type="dxa"/>
+            </w:tcMar>
           </w:tcPr>
           <w:p>
             <w:pPr>
@@ -314,6 +424,7 @@
             </w:pPr>
             <w:r>
               <w:rPr>
+                <w:color w:val="000000"/>
                 <w:sz w:val="18"/>
               </w:rPr>
               <w:t>5/5</w:t>
@@ -322,7 +433,15 @@
         </w:tc>
         <w:tc>
           <w:tcPr>
-            <w:tcW w:type="dxa" w:w="3213"/>
+            <w:tcW w:type="dxa" w:w="4365"/>
+            <w:vAlign w:val="center"/>
+            <w:shd w:fill="F3F6F8"/>
+            <w:tcMar>
+              <w:top w:w="100" w:type="dxa"/>
+              <w:bottom w:w="100" w:type="dxa"/>
+              <w:left w:w="120" w:type="dxa"/>
+              <w:right w:w="120" w:type="dxa"/>
+            </w:tcMar>
           </w:tcPr>
           <w:p>
             <w:pPr>
@@ -330,6 +449,7 @@
             </w:pPr>
             <w:r>
               <w:rPr>
+                <w:color w:val="000000"/>
                 <w:sz w:val="18"/>
               </w:rPr>
               <w:t>明确工具计划，非未知模型规划</w:t>
@@ -343,7 +463,15 @@
         </w:trPr>
         <w:tc>
           <w:tcPr>
-            <w:tcW w:type="dxa" w:w="3213"/>
+            <w:tcW w:type="dxa" w:w="2154"/>
+            <w:vAlign w:val="center"/>
+            <w:shd w:fill="FFFFFF"/>
+            <w:tcMar>
+              <w:top w:w="100" w:type="dxa"/>
+              <w:bottom w:w="100" w:type="dxa"/>
+              <w:left w:w="120" w:type="dxa"/>
+              <w:right w:w="120" w:type="dxa"/>
+            </w:tcMar>
           </w:tcPr>
           <w:p>
             <w:pPr>
@@ -351,6 +479,7 @@
             </w:pPr>
             <w:r>
               <w:rPr>
+                <w:color w:val="000000"/>
                 <w:sz w:val="18"/>
               </w:rPr>
               <w:t>公开Chinook开发题</w:t>
@@ -359,7 +488,15 @@
         </w:tc>
         <w:tc>
           <w:tcPr>
-            <w:tcW w:type="dxa" w:w="3213"/>
+            <w:tcW w:type="dxa" w:w="3118"/>
+            <w:vAlign w:val="center"/>
+            <w:shd w:fill="FFFFFF"/>
+            <w:tcMar>
+              <w:top w:w="100" w:type="dxa"/>
+              <w:bottom w:w="100" w:type="dxa"/>
+              <w:left w:w="120" w:type="dxa"/>
+              <w:right w:w="120" w:type="dxa"/>
+            </w:tcMar>
           </w:tcPr>
           <w:p>
             <w:pPr>
@@ -367,6 +504,7 @@
             </w:pPr>
             <w:r>
               <w:rPr>
+                <w:color w:val="000000"/>
                 <w:sz w:val="18"/>
               </w:rPr>
               <w:t>12/12</w:t>
@@ -375,7 +513,15 @@
         </w:tc>
         <w:tc>
           <w:tcPr>
-            <w:tcW w:type="dxa" w:w="3213"/>
+            <w:tcW w:type="dxa" w:w="4365"/>
+            <w:vAlign w:val="center"/>
+            <w:shd w:fill="FFFFFF"/>
+            <w:tcMar>
+              <w:top w:w="100" w:type="dxa"/>
+              <w:bottom w:w="100" w:type="dxa"/>
+              <w:left w:w="120" w:type="dxa"/>
+              <w:right w:w="120" w:type="dxa"/>
+            </w:tcMar>
           </w:tcPr>
           <w:p>
             <w:pPr>
@@ -383,6 +529,7 @@
             </w:pPr>
             <w:r>
               <w:rPr>
+                <w:color w:val="000000"/>
                 <w:sz w:val="18"/>
               </w:rPr>
               <w:t>公开库，人工题，非Spider基准</w:t>
@@ -404,6 +551,14 @@
         <w:spacing w:after="160" w:line="300" w:lineRule="auto"/>
       </w:pPr>
       <w:r>
+        <w:t>同一组十项实际临时副本故障首次4/10，修复后10/10；原文件篡改或缺失停止旧切片与公式链，SQL缺库/锁定停止后步，硬kill子服务重启后五轮和pending澄清继续，会话锁503后解锁保留原历史。仅为开发审计，不代表掉电容灾。</w:t>
+      </w:r>
+    </w:p>
+    <w:p>
+      <w:pPr>
+        <w:spacing w:after="160" w:line="300" w:lineRule="auto"/>
+      </w:pPr>
+      <w:r>
         <w:t>上述证据证明实现可以复现并具备可解释失败路径，不能证明业界领先。独立保留题、公开复杂OCR和模型规划仍待验证。</w:t>
       </w:r>
     </w:p>
@@ -413,7 +568,7 @@
         <w:spacing w:after="160" w:line="300" w:lineRule="auto"/>
       </w:pPr>
       <w:r>
-        <w:t>场景适配、效率与价值边界</w:t>
+        <w:t>场景适配 效率与价值边界</w:t>
       </w:r>
     </w:p>
     <w:p>
@@ -429,7 +584,7 @@
         <w:spacing w:after="160" w:line="300" w:lineRule="auto"/>
       </w:pPr>
       <w:r>
-        <w:t>500页全局语义热P50约541ms、P95约616ms，冷首次回答约16.1s；数据规模与冷/热口径同时报告。模型生成耗时及费用尚未实测。</w:t>
+        <w:t>500页全局语义热P50=523.822ms、P95=618.806ms，首次全局回答5.390s。数据规模、首次全局编码和热缓存分开，首次全局并不是新进程完整冷启动；不含OCR。模型生成耗时及费用尚未实测。</w:t>
       </w:r>
     </w:p>
     <w:p>
@@ -839,7 +994,7 @@
     <w:rsid w:val="00FC693F"/>
     <w:rPr>
       <w:rFonts w:ascii="Microsoft YaHei" w:hAnsi="Microsoft YaHei" w:eastAsia="Microsoft YaHei"/>
-      <w:color w:val="172A3A"/>
+      <w:color w:val="000000"/>
       <w:sz w:val="22"/>
     </w:rPr>
   </w:style>
@@ -905,7 +1060,7 @@
       <w:rFonts w:asciiTheme="majorHAnsi" w:eastAsiaTheme="majorEastAsia" w:hAnsiTheme="majorHAnsi" w:cstheme="majorBidi" w:ascii="Microsoft YaHei" w:hAnsi="Microsoft YaHei" w:eastAsia="Microsoft YaHei"/>
       <w:b/>
       <w:bCs/>
-      <w:color w:val="172A3A"/>
+      <w:color w:val="000000"/>
       <w:sz w:val="38"/>
       <w:szCs w:val="28"/>
     </w:rPr>
@@ -929,7 +1084,7 @@
       <w:rFonts w:asciiTheme="majorHAnsi" w:eastAsiaTheme="majorEastAsia" w:hAnsiTheme="majorHAnsi" w:cstheme="majorBidi" w:ascii="Microsoft YaHei" w:hAnsi="Microsoft YaHei" w:eastAsia="Microsoft YaHei"/>
       <w:b/>
       <w:bCs/>
-      <w:color w:val="172A3A"/>
+      <w:color w:val="000000"/>
       <w:sz w:val="24"/>
       <w:szCs w:val="26"/>
     </w:rPr>
@@ -1184,15 +1339,12 @@
     <w:qFormat/>
     <w:rsid w:val="00FC693F"/>
     <w:pPr>
-      <w:pBdr>
-        <w:bottom w:val="single" w:sz="8" w:space="4" w:color="4F81BD" w:themeColor="accent1"/>
-      </w:pBdr>
       <w:spacing w:after="300" w:line="240" w:lineRule="auto"/>
       <w:contextualSpacing/>
     </w:pPr>
     <w:rPr>
       <w:rFonts w:asciiTheme="majorHAnsi" w:eastAsiaTheme="majorEastAsia" w:hAnsiTheme="majorHAnsi" w:cstheme="majorBidi" w:ascii="Microsoft YaHei" w:hAnsi="Microsoft YaHei" w:eastAsia="Microsoft YaHei"/>
-      <w:color w:val="172A3A"/>
+      <w:color w:val="000000"/>
       <w:spacing w:val="5"/>
       <w:kern w:val="28"/>
       <w:sz w:val="60"/>
@@ -1231,7 +1383,7 @@
       <w:rFonts w:asciiTheme="majorHAnsi" w:eastAsiaTheme="majorEastAsia" w:hAnsiTheme="majorHAnsi" w:cstheme="majorBidi" w:ascii="Microsoft YaHei" w:hAnsi="Microsoft YaHei" w:eastAsia="Microsoft YaHei"/>
       <w:i/>
       <w:iCs/>
-      <w:color w:val="172A3A"/>
+      <w:color w:val="000000"/>
       <w:spacing w:val="15"/>
       <w:sz w:val="24"/>
       <w:szCs w:val="24"/>
